--- a/klagomål/A 51991-2025 FSC-klagomål.docx
+++ b/klagomål/A 51991-2025 FSC-klagomål.docx
@@ -651,7 +651,7 @@
     <w:r>
       <w:tab/>
       <w:tab/>
-      <w:t>2025-10-28</w:t>
+      <w:t>2025-10-29</w:t>
       <w:br/>
       <w:br/>
     </w:r>

--- a/klagomål/A 51991-2025 FSC-klagomål.docx
+++ b/klagomål/A 51991-2025 FSC-klagomål.docx
@@ -651,7 +651,7 @@
     <w:r>
       <w:tab/>
       <w:tab/>
-      <w:t>2025-10-29</w:t>
+      <w:t>2025-10-30</w:t>
       <w:br/>
       <w:br/>
     </w:r>

--- a/klagomål/A 51991-2025 FSC-klagomål.docx
+++ b/klagomål/A 51991-2025 FSC-klagomål.docx
@@ -651,7 +651,7 @@
     <w:r>
       <w:tab/>
       <w:tab/>
-      <w:t>2025-10-30</w:t>
+      <w:t>2025-10-31</w:t>
       <w:br/>
       <w:br/>
     </w:r>

--- a/klagomål/A 51991-2025 FSC-klagomål.docx
+++ b/klagomål/A 51991-2025 FSC-klagomål.docx
@@ -651,7 +651,7 @@
     <w:r>
       <w:tab/>
       <w:tab/>
-      <w:t>2025-10-31</w:t>
+      <w:t>2025-11-01</w:t>
       <w:br/>
       <w:br/>
     </w:r>

--- a/klagomål/A 51991-2025 FSC-klagomål.docx
+++ b/klagomål/A 51991-2025 FSC-klagomål.docx
@@ -651,7 +651,7 @@
     <w:r>
       <w:tab/>
       <w:tab/>
-      <w:t>2025-11-01</w:t>
+      <w:t>2025-11-02</w:t>
       <w:br/>
       <w:br/>
     </w:r>

--- a/klagomål/A 51991-2025 FSC-klagomål.docx
+++ b/klagomål/A 51991-2025 FSC-klagomål.docx
@@ -163,7 +163,7 @@
         <w:pStyle w:val="Title"/>
       </w:pPr>
       <w:r>
-        <w:t>Inledande FSC- /PEFC-klagomål – information om höga naturvärden i avverkningsanmälan A 51991-2025 i Ale kommun</w:t>
+        <w:t>Inledande FSC- /PEFC-klagomål – information om höga naturvärden och fridlysta arter i avverkningsanmälan A 51991-2025 i Ale kommun</w:t>
       </w:r>
     </w:p>
     <w:p>
@@ -173,7 +173,7 @@
     </w:p>
     <w:p>
       <w:r>
-        <w:t>Nedan presenteras fynd av naturvårdsarter som gjorts i det avverkningsanmälda området, samt relevanta utdrag ur standarderna för FSC, Chain of Custody, Controlled Wood och PEFC.</w:t>
+        <w:t>Nedan presenteras fynd av naturvårdsarter och fridlysta arter som gjorts i det avverkningsanmälda området, samt relevanta utdrag ur standarderna för FSC, Chain of Custody, Controlled Wood och PEFC. I BILAGA 1 finns artfakta om fridlysta arter.</w:t>
       </w:r>
     </w:p>
     <w:p>
@@ -191,7 +191,7 @@
     </w:p>
     <w:p>
       <w:r>
-        <w:t>I avverkningsanmälan har följande 1 naturvårdsarter hittats: stubbtrådmossa (NT). Av dessa är 1 rödlistade. För rödlistade arter har rödlistekategorin angivits inom parentes.</w:t>
+        <w:t>I avverkningsanmälan har följande 5 naturvårdsarter hittats: långskägg (VU, §8), orange taggsvamp (NT), spillkråka (NT, §4), stubbtrådmossa (NT) och västlig hakmossa (S). Av dessa är 4 rödlistade. För rödlistade arter har rödlistekategorin angivits inom parentes. Arter som är signalarter enligt Skogsstyrelsen har markerats med (S). För fridlysta arter anges även paragrafen i Artskyddsförordningen som arten är fridlyst enligt.</w:t>
       </w:r>
     </w:p>
     <w:p>
@@ -206,7 +206,7 @@
       <w:r>
         <w:drawing>
           <wp:inline xmlns:a="http://schemas.openxmlformats.org/drawingml/2006/main" xmlns:pic="http://schemas.openxmlformats.org/drawingml/2006/picture">
-            <wp:extent cx="5486400" cy="6592330"/>
+            <wp:extent cx="5486400" cy="6451861"/>
             <wp:docPr id="1" name="Picture 1"/>
             <wp:cNvGraphicFramePr>
               <a:graphicFrameLocks noChangeAspect="1"/>
@@ -227,7 +227,7 @@
                   <pic:spPr>
                     <a:xfrm>
                       <a:off x="0" y="0"/>
-                      <a:ext cx="5486400" cy="6592330"/>
+                      <a:ext cx="5486400" cy="6451861"/>
                     </a:xfrm>
                     <a:prstGeom prst="rect"/>
                   </pic:spPr>
@@ -244,6 +244,71 @@
       </w:pPr>
       <w:r>
         <w:t>Figur 1. Fyndplatser för naturvårdsarter i det avverkningsanmälda området (röd linje). Markörer utan svart kant är placerade på fyndplatsen. Markörer med svart kant är placerade vid sidan av fyndplatsen och har ett svart streck som visar fyndplatsens exakta position. Kartans mittpunktskoordinat är N 6430653, E 333108 i SWEREF 99 TM.</w:t>
+      </w:r>
+    </w:p>
+    <w:p>
+      <w:r>
+        <w:rPr>
+          <w:b/>
+        </w:rPr>
+        <w:t xml:space="preserve">Orange taggsvamp (NT) </w:t>
+      </w:r>
+      <w:r>
+        <w:t>bildar mykorrhiza med både gran och tall och den förekommer främst i äldre barrskogar med kontinuitetsskogskaraktär. Mest frekvent är den i äldre mossrik granskog, men då bara i skogar inom granens naturliga utbredningsområde och i bestånd med långvarig grankontinuitet. Den totala populationen i landet bedöms ha minskat kraftigt och fortsatt kommer att minska då arten är knuten till en produktiv skogsmiljö som successivt avverkas. Arten hotas främst av skogsavverkning och tycks försvinna efter slutavverkning, markberedning och plantering och det är inte känt att arten har återkommit i anlagd skog på tidigare kalmark (SLU Artdatabanken, 2024).</w:t>
+      </w:r>
+    </w:p>
+    <w:p>
+      <w:pPr>
+        <w:pStyle w:val="Heading1"/>
+      </w:pPr>
+      <w:r>
+        <w:t>Fridlysta arter</w:t>
+      </w:r>
+    </w:p>
+    <w:p>
+      <w:r>
+        <w:t>Följande fridlysta arter har sina livsmiljöer och växtplatser i den avverkningsanmälda skogen: långskägg (VU, §8) och spillkråka (NT, §4).</w:t>
+      </w:r>
+    </w:p>
+    <w:p>
+      <w:r>
+        <w:t xml:space="preserve">Observera att medlemsländerna är skyldiga att agera i enlighet med EU:s fågeldirektiv där det uttryckligen står att direktivet gäller för fåglar samt för deras ägg, bon och </w:t>
+      </w:r>
+      <w:r>
+        <w:rPr>
+          <w:b/>
+        </w:rPr>
+        <w:t xml:space="preserve">livsmiljöer </w:t>
+      </w:r>
+      <w:r>
+        <w:t>(artikel 1). Vidare att de åtgärder som vidtas inte får leda till en försämring av den nuvarande situationen beträffande bevarandet av de fågelarter som avses i artikel 1 (artikel 13). Fågeldirektivet är styrande för tillsynsansvariga myndigheters ärendehantering, ställningstaganden och beslutsfattande.</w:t>
+      </w:r>
+    </w:p>
+    <w:p>
+      <w:r>
+        <w:rPr>
+          <w:b/>
+        </w:rPr>
+        <w:t>Långskägg (VU, §8)</w:t>
+      </w:r>
+      <w:r>
+        <w:t xml:space="preserve"> är en exklusiv art som signalerar naturskogar med mycket höga naturvärden. Den är placerad högst upp i Skogsstyrelsens värdepyramid för bedömning av skog med höga naturvärden och fridlyst enligt 8 § artskyddsförordningen. Arten förekommer främst i urskogsartade granskogar i nord- eller östvända bergssluttningar men även i gransumpskog, myrkanter och längs bäckdråg och indikerar lång skoglig kontinuitet där lokalerna ofta utgörs av brandrefugier, det vill säga områden som inte brunnit under åtminstone de senaste 200–300 åren. Långskägg är mycket känslig för uttorkning och vindpåverkan och överlever inte en slutavverkning (inklusive hänsyn). Samtliga kvarvarande lokaler bör skyddas (SLU Artdatabanken, 2024; Nitare &amp; Skogsstyrelsen, 2019).</w:t>
+      </w:r>
+    </w:p>
+    <w:p>
+      <w:r>
+        <w:rPr>
+          <w:b/>
+        </w:rPr>
+        <w:t>Spillkråka (NT, §4)</w:t>
+      </w:r>
+      <w:r>
+        <w:t xml:space="preserve"> är rödlistad som nära hotad och ingår i bilaga 1 i EU:s fågeldirektiv. Den minskar i population på grund av minskad tillgång på lämpliga bo- och födoträd och minskad födotillgång. Spillkråkans minskningstakt har uppgått till 19 (24–10) % under de senaste 15 åren. Minskningstakten för den svenska populationen bedöms vara nära gränsvärdet för Sårbar (VU) (A2bc). Skogsbruk med korta omloppstider och täta, homogena ungskogar utgör det största hotet, (SLU Artdatabanken, 2023).</w:t>
+      </w:r>
+    </w:p>
+    <w:p>
+      <w:r>
+        <w:t>I BILAGA 1 finns mer detaljerad information om ekologi samt krav på livsmiljö hos fridlysta arter.</w:t>
       </w:r>
     </w:p>
     <w:p>
@@ -298,6 +363,22 @@
       <w:r>
         <w:t>I den avverkningsanmälda skogen har fridlysta arter sina livsmiljöer och växtplatser. Att skada de fridlysta arternas livsmiljöer, växtplatser eller ekologiska funktion är inte tillåtet enligt artskyddsförordningen.</w:t>
       </w:r>
+      <w:r>
+        <w:rPr>
+          <w:i/>
+        </w:rPr>
+        <w:t xml:space="preserve"> EU:s medlemsländer och skogsbolag är skyldiga att agera i enlighet med EU:s fågeldirektiv där det uttryckligen står att direktivet gäller för fåglar samt för deras ägg, bon och </w:t>
+      </w:r>
+      <w:r>
+        <w:rPr>
+          <w:b/>
+          <w:i/>
+        </w:rPr>
+        <w:t xml:space="preserve">livsmiljöer </w:t>
+      </w:r>
+      <w:r>
+        <w:t>(artikel 1). Vidare att de åtgärder som vidtas inte får leda till en försämring av den nuvarande situationen beträffande bevarandet av de fågelarter som avses i artikel 1 (artikel 13).</w:t>
+      </w:r>
     </w:p>
     <w:p>
       <w:r>
@@ -336,7 +417,7 @@
         <w:rPr>
           <w:i/>
         </w:rPr>
-        <w:t>I det avverkningsanmälda skogsområdet har 1 naturvårdsarter varav 1 rödlistade arter sina livsmiljöer och växtplatser.</w:t>
+        <w:t>I det avverkningsanmälda skogsområdet har 5 naturvårdsarter varav 4 rödlistade arter sina livsmiljöer och växtplatser.</w:t>
       </w:r>
     </w:p>
     <w:p>
@@ -523,6 +604,59 @@
         <w:t>I den avverkningsanmälda skogen har fridlysta arter sina livsmiljöer och växtplatser. Att skada de fridlysta arternas livsmiljöer, växtplatser eller ekologiska funktion är inte tillåtet enligt artskyddsförordningen</w:t>
       </w:r>
     </w:p>
+    <w:p>
+      <w:r>
+        <w:br w:type="page"/>
+      </w:r>
+    </w:p>
+    <w:p>
+      <w:pPr>
+        <w:pStyle w:val="Title"/>
+      </w:pPr>
+      <w:r>
+        <w:t>BILAGA 1 – Fridlysta arter</w:t>
+      </w:r>
+    </w:p>
+    <w:p>
+      <w:pPr>
+        <w:pStyle w:val="Heading1"/>
+      </w:pPr>
+      <w:r>
+        <w:t>Spillkråka – ekologi samt krav på livsmiljön</w:t>
+      </w:r>
+    </w:p>
+    <w:p>
+      <w:r>
+        <w:t>Spillkråka (NT) är rödlistad som nära hotad, fridlyst enligt §4 Artskyddsförordningen och ingår i bilaga 1 i EU:s fågeldirektiv. Spillkråka lever i både barr- och blandskog liksom i ren lövskog. De tätaste populationerna tenderar att finnas i äldre, variationsrik blandskog med gott om död ved och gamla träd.</w:t>
+      </w:r>
+    </w:p>
+    <w:p>
+      <w:r>
+        <w:t>Varje par utnyttjar 400–1000 hektar skog beroende på skogens kvalitet. En minskning av populationen pågår på grund av minskad tillgång på lämpliga bo- och födoträd och minskad födotillgång. Spillkråkans minskningstakt har uppgått till 19 (24–10) % under de senaste 15 åren. Minskningstakten för den svenska populationen bedöms vara nära gränsvärdet för Sårbar (VU) (A2bc). Skogsbruk med korta omloppstider och täta, homogena ungskogar utgör det största hotet (Artdatabanken 2023).</w:t>
+      </w:r>
+    </w:p>
+    <w:p>
+      <w:pPr>
+        <w:pStyle w:val="Heading2"/>
+      </w:pPr>
+      <w:r>
+        <w:t>Referenser – spillkråka</w:t>
+      </w:r>
+    </w:p>
+    <w:p>
+      <w:r>
+        <w:t xml:space="preserve">SLU Artdatabanken, 2021. </w:t>
+      </w:r>
+      <w:r>
+        <w:rPr>
+          <w:i/>
+        </w:rPr>
+        <w:t xml:space="preserve">Artfaktablad. Naturvård – artfakta. </w:t>
+      </w:r>
+      <w:r>
+        <w:t>SLU Artdatabanken, Uppsala</w:t>
+      </w:r>
+    </w:p>
     <w:sectPr>
       <w:headerReference w:type="even" r:id="rId8"/>
       <w:headerReference w:type="default" r:id="rId9"/>
@@ -651,7 +785,7 @@
     <w:r>
       <w:tab/>
       <w:tab/>
-      <w:t>2025-11-02</w:t>
+      <w:t>2025-11-03</w:t>
       <w:br/>
       <w:br/>
     </w:r>

--- a/klagomål/A 51991-2025 FSC-klagomål.docx
+++ b/klagomål/A 51991-2025 FSC-klagomål.docx
@@ -785,7 +785,7 @@
     <w:r>
       <w:tab/>
       <w:tab/>
-      <w:t>2025-11-03</w:t>
+      <w:t>2025-11-04</w:t>
       <w:br/>
       <w:br/>
     </w:r>

--- a/klagomål/A 51991-2025 FSC-klagomål.docx
+++ b/klagomål/A 51991-2025 FSC-klagomål.docx
@@ -191,7 +191,7 @@
     </w:p>
     <w:p>
       <w:r>
-        <w:t>I avverkningsanmälan har följande 5 naturvårdsarter hittats: långskägg (VU, §8), orange taggsvamp (NT), spillkråka (NT, §4), stubbtrådmossa (NT) och västlig hakmossa (S). Av dessa är 4 rödlistade. För rödlistade arter har rödlistekategorin angivits inom parentes. Arter som är signalarter enligt Skogsstyrelsen har markerats med (S). För fridlysta arter anges även paragrafen i Artskyddsförordningen som arten är fridlyst enligt.</w:t>
+        <w:t>I avverkningsanmälan har följande 7 naturvårdsarter hittats: långskägg (VU, §8), entita (NT, §4), orange taggsvamp (NT), spillkråka (NT, §4), stubbtrådmossa (NT), västlig hakmossa (S) och revlummer (§9). Av dessa är 5 rödlistade. För rödlistade arter har rödlistekategorin angivits inom parentes. Arter som är signalarter enligt Skogsstyrelsen har markerats med (S). För fridlysta arter anges även paragrafen i Artskyddsförordningen som arten är fridlyst enligt.</w:t>
       </w:r>
     </w:p>
     <w:p>
@@ -267,7 +267,7 @@
     </w:p>
     <w:p>
       <w:r>
-        <w:t>Följande fridlysta arter har sina livsmiljöer och växtplatser i den avverkningsanmälda skogen: långskägg (VU, §8) och spillkråka (NT, §4).</w:t>
+        <w:t>Följande fridlysta arter har sina livsmiljöer och växtplatser i den avverkningsanmälda skogen: långskägg (VU, §8), entita (NT, §4), spillkråka (NT, §4) och revlummer (§9).</w:t>
       </w:r>
     </w:p>
     <w:p>
@@ -282,6 +282,17 @@
       </w:r>
       <w:r>
         <w:t>(artikel 1). Vidare att de åtgärder som vidtas inte får leda till en försämring av den nuvarande situationen beträffande bevarandet av de fågelarter som avses i artikel 1 (artikel 13). Fågeldirektivet är styrande för tillsynsansvariga myndigheters ärendehantering, ställningstaganden och beslutsfattande.</w:t>
+      </w:r>
+    </w:p>
+    <w:p>
+      <w:r>
+        <w:rPr>
+          <w:b/>
+        </w:rPr>
+        <w:t>Entita (NT, §4)</w:t>
+      </w:r>
+      <w:r>
+        <w:t>, rödlistad som nära hotad och prioriterad art i Skogsvårdslagen, har häckningsrevir i anmälan. Minskningstakten innevarande 10-årsperiod beräknas till 20 (10–30) %. Entitan är ortstrogen och reviret är i genomsnitt omkring 5 hektar, ibland uppåt 20 hektar stort. Entitan är en utpräglad lövskogsfågel som föredrar flerskiktade, gärna högvuxna skogar med inslag av äldre träd och välutvecklat buskskikt. Även alkärr med videsnår hör till de miljöer som utnyttjas. Arten häckar ofta i skogar som är svagt eller inte alls påverkade av skogsbruk, ofta rör det sig om värdekärnor med höga naturvärden. Entitan missgynnas av konventionellt skogsbruk och dess ortstrohet och dåliga spridningsförmåga gör den känslig för fragmentering (Skogsstyrelsen, 2016, SLU Artdatabanken, 2021).</w:t>
       </w:r>
     </w:p>
     <w:p>
@@ -417,7 +428,7 @@
         <w:rPr>
           <w:i/>
         </w:rPr>
-        <w:t>I det avverkningsanmälda skogsområdet har 5 naturvårdsarter varav 4 rödlistade arter sina livsmiljöer och växtplatser.</w:t>
+        <w:t>I det avverkningsanmälda skogsområdet har 7 naturvårdsarter varav 5 rödlistade arter sina livsmiljöer och växtplatser.</w:t>
       </w:r>
     </w:p>
     <w:p>
@@ -622,6 +633,70 @@
         <w:pStyle w:val="Heading1"/>
       </w:pPr>
       <w:r>
+        <w:t>Entita – ekologi samt krav på livsmiljön</w:t>
+      </w:r>
+    </w:p>
+    <w:p>
+      <w:r>
+        <w:t>Entita (NT, §4) är rödlistad som nära hotad, fridlyst och prioriterad art enligt Skogsvårdslagen. Den omfattas av EU:s fågeldirektiv. Minskningstakten har uppgått till 20 (10–30) % under de senaste 10 åren och bedöms vara nära gränsvärdet för Sårbar (VU). (A2b) (SLU Artdatabanken, 2021).</w:t>
+      </w:r>
+    </w:p>
+    <w:p>
+      <w:r>
+        <w:t>Entitan är en utpräglad lövskogsfågel som påträffas i ädellövskogar, strandskogar, ekhagar, igenväxande hagmarker, lövdungar, parker och trädgårdar. Den föredrar flerskiktade, gärna högvuxna skogar med inslag av äldre träd och med ett välutvecklat buskskikt. Ek- och hasseldominerade skogar och dungar, samt alkärr med videsnår, hör till de miljöer som ofta utnyttjas. I sydligaste Sverige är bokskog en viktig miljö (Skogsstyrelsen, 2016).</w:t>
+      </w:r>
+    </w:p>
+    <w:p>
+      <w:r>
+        <w:t>Reviren är relativt stora för en småfågel, i genomsnitt omkring 5 hektar men de kan vara upp till 20 hektar. Entitan är en utpräglad stannfågel och rör sig inte långt från kläckningsplatsen; ungfåglarna sprider sig sällan mer än 5 km från födelseplatsen och etablerade fåglar lämnar därefter inte sitt revir (Skogsstyrelsen, 2016). Det häckande paret försvarar sitt revir året runt. De tillåter dock en grupp av ungfåglar att etablera sig inom deras revir och så bildas en vinterflock, vilket sker redan i juni månad. Även under kalla vintrar stannar entitan kvar inom sitt revir. Hittar man entitor vid sitt foderbord beror det på att fågelmatningen ligger inom ett entiterevir (SLU Artdatabanken, 2021). Arten är känslig för fragmentering och har svårt att etablera sig i isolerade skogsområden. Entitan är hålhäckare, men kan inte själv hacka fram sitt hål utan är beroende av miljöer som erbjuder naturliga hål (Skogsstyrelsen, 2016).</w:t>
+      </w:r>
+    </w:p>
+    <w:p>
+      <w:r>
+        <w:t>Arten häckar ofta i skogar som är svagt eller inte alls påverkade av skogsbruk. Särskilt i Svealand ofta i skogar som har höga naturvärden och utgör skogliga värdekärnor. Entitan missgynnas av konventionellt skogsbruk genom minskad förekomst av risiga, flerskiktade skogar liksom av avverkning av lövträdsrika kantzoner. Entitans ortstrohet och dåliga spridningsförmåga gör den känslig för fragmentering (Skogsstyrelsen, 2016).</w:t>
+      </w:r>
+    </w:p>
+    <w:p>
+      <w:pPr>
+        <w:pStyle w:val="Heading2"/>
+      </w:pPr>
+      <w:r>
+        <w:t>Referenser – entita</w:t>
+      </w:r>
+    </w:p>
+    <w:p>
+      <w:r>
+        <w:t xml:space="preserve">Skogsstyrelsen, 2016. </w:t>
+      </w:r>
+      <w:r>
+        <w:rPr>
+          <w:i/>
+        </w:rPr>
+        <w:t xml:space="preserve">Vägledning för hänsyn till entita. </w:t>
+      </w:r>
+      <w:r>
+        <w:t>https://www.skogsstyrelsen.se/globalassets/lag-och-tillsyn/artskydd/vagledningar-for-hansyn-till-faglar/entita-vagledning-hansyn2.pdf</w:t>
+      </w:r>
+    </w:p>
+    <w:p>
+      <w:r>
+        <w:t xml:space="preserve">SLU Artdatabanken, 2021. </w:t>
+      </w:r>
+      <w:r>
+        <w:rPr>
+          <w:i/>
+        </w:rPr>
+        <w:t xml:space="preserve">Artfaktablad. Naturvård – artfakta. </w:t>
+      </w:r>
+      <w:r>
+        <w:t>SLU Artdatabanken, Uppsala</w:t>
+      </w:r>
+    </w:p>
+    <w:p>
+      <w:pPr>
+        <w:pStyle w:val="Heading1"/>
+      </w:pPr>
+      <w:r>
         <w:t>Spillkråka – ekologi samt krav på livsmiljön</w:t>
       </w:r>
     </w:p>
@@ -785,7 +860,7 @@
     <w:r>
       <w:tab/>
       <w:tab/>
-      <w:t>2025-11-04</w:t>
+      <w:t>2025-11-05</w:t>
       <w:br/>
       <w:br/>
     </w:r>

--- a/klagomål/A 51991-2025 FSC-klagomål.docx
+++ b/klagomål/A 51991-2025 FSC-klagomål.docx
@@ -191,7 +191,7 @@
     </w:p>
     <w:p>
       <w:r>
-        <w:t>I avverkningsanmälan har följande 7 naturvårdsarter hittats: långskägg (VU, §8), entita (NT, §4), orange taggsvamp (NT), spillkråka (NT, §4), stubbtrådmossa (NT), västlig hakmossa (S) och revlummer (§9). Av dessa är 5 rödlistade. För rödlistade arter har rödlistekategorin angivits inom parentes. Arter som är signalarter enligt Skogsstyrelsen har markerats med (S). För fridlysta arter anges även paragrafen i Artskyddsförordningen som arten är fridlyst enligt.</w:t>
+        <w:t>I avverkningsanmälan har följande 5 naturvårdsarter hittats: entita (NT, §4), spillkråka (NT, §4), stubbtrådmossa (NT), västlig hakmossa (S) och revlummer (§9). Av dessa är 3 rödlistade. För rödlistade arter har rödlistekategorin angivits inom parentes. Arter som är signalarter enligt Skogsstyrelsen har markerats med (S). För fridlysta arter anges även paragrafen i Artskyddsförordningen som arten är fridlyst enligt.</w:t>
       </w:r>
     </w:p>
     <w:p>
@@ -206,7 +206,7 @@
       <w:r>
         <w:drawing>
           <wp:inline xmlns:a="http://schemas.openxmlformats.org/drawingml/2006/main" xmlns:pic="http://schemas.openxmlformats.org/drawingml/2006/picture">
-            <wp:extent cx="5486400" cy="6451861"/>
+            <wp:extent cx="5486400" cy="6592330"/>
             <wp:docPr id="1" name="Picture 1"/>
             <wp:cNvGraphicFramePr>
               <a:graphicFrameLocks noChangeAspect="1"/>
@@ -227,7 +227,7 @@
                   <pic:spPr>
                     <a:xfrm>
                       <a:off x="0" y="0"/>
-                      <a:ext cx="5486400" cy="6451861"/>
+                      <a:ext cx="5486400" cy="6592330"/>
                     </a:xfrm>
                     <a:prstGeom prst="rect"/>
                   </pic:spPr>
@@ -247,17 +247,6 @@
       </w:r>
     </w:p>
     <w:p>
-      <w:r>
-        <w:rPr>
-          <w:b/>
-        </w:rPr>
-        <w:t xml:space="preserve">Orange taggsvamp (NT) </w:t>
-      </w:r>
-      <w:r>
-        <w:t>bildar mykorrhiza med både gran och tall och den förekommer främst i äldre barrskogar med kontinuitetsskogskaraktär. Mest frekvent är den i äldre mossrik granskog, men då bara i skogar inom granens naturliga utbredningsområde och i bestånd med långvarig grankontinuitet. Den totala populationen i landet bedöms ha minskat kraftigt och fortsatt kommer att minska då arten är knuten till en produktiv skogsmiljö som successivt avverkas. Arten hotas främst av skogsavverkning och tycks försvinna efter slutavverkning, markberedning och plantering och det är inte känt att arten har återkommit i anlagd skog på tidigare kalmark (SLU Artdatabanken, 2024).</w:t>
-      </w:r>
-    </w:p>
-    <w:p>
       <w:pPr>
         <w:pStyle w:val="Heading1"/>
       </w:pPr>
@@ -267,7 +256,7 @@
     </w:p>
     <w:p>
       <w:r>
-        <w:t>Följande fridlysta arter har sina livsmiljöer och växtplatser i den avverkningsanmälda skogen: långskägg (VU, §8), entita (NT, §4), spillkråka (NT, §4) och revlummer (§9).</w:t>
+        <w:t>Följande fridlysta arter har sina livsmiljöer och växtplatser i den avverkningsanmälda skogen: entita (NT, §4), spillkråka (NT, §4) och revlummer (§9).</w:t>
       </w:r>
     </w:p>
     <w:p>
@@ -293,17 +282,6 @@
       </w:r>
       <w:r>
         <w:t>, rödlistad som nära hotad och prioriterad art i Skogsvårdslagen, har häckningsrevir i anmälan. Minskningstakten innevarande 10-årsperiod beräknas till 20 (10–30) %. Entitan är ortstrogen och reviret är i genomsnitt omkring 5 hektar, ibland uppåt 20 hektar stort. Entitan är en utpräglad lövskogsfågel som föredrar flerskiktade, gärna högvuxna skogar med inslag av äldre träd och välutvecklat buskskikt. Även alkärr med videsnår hör till de miljöer som utnyttjas. Arten häckar ofta i skogar som är svagt eller inte alls påverkade av skogsbruk, ofta rör det sig om värdekärnor med höga naturvärden. Entitan missgynnas av konventionellt skogsbruk och dess ortstrohet och dåliga spridningsförmåga gör den känslig för fragmentering (Skogsstyrelsen, 2016, SLU Artdatabanken, 2021).</w:t>
-      </w:r>
-    </w:p>
-    <w:p>
-      <w:r>
-        <w:rPr>
-          <w:b/>
-        </w:rPr>
-        <w:t>Långskägg (VU, §8)</w:t>
-      </w:r>
-      <w:r>
-        <w:t xml:space="preserve"> är en exklusiv art som signalerar naturskogar med mycket höga naturvärden. Den är placerad högst upp i Skogsstyrelsens värdepyramid för bedömning av skog med höga naturvärden och fridlyst enligt 8 § artskyddsförordningen. Arten förekommer främst i urskogsartade granskogar i nord- eller östvända bergssluttningar men även i gransumpskog, myrkanter och längs bäckdråg och indikerar lång skoglig kontinuitet där lokalerna ofta utgörs av brandrefugier, det vill säga områden som inte brunnit under åtminstone de senaste 200–300 åren. Långskägg är mycket känslig för uttorkning och vindpåverkan och överlever inte en slutavverkning (inklusive hänsyn). Samtliga kvarvarande lokaler bör skyddas (SLU Artdatabanken, 2024; Nitare &amp; Skogsstyrelsen, 2019).</w:t>
       </w:r>
     </w:p>
     <w:p>
@@ -428,7 +406,7 @@
         <w:rPr>
           <w:i/>
         </w:rPr>
-        <w:t>I det avverkningsanmälda skogsområdet har 7 naturvårdsarter varav 5 rödlistade arter sina livsmiljöer och växtplatser.</w:t>
+        <w:t>I det avverkningsanmälda skogsområdet har 5 naturvårdsarter varav 3 rödlistade arter sina livsmiljöer och växtplatser.</w:t>
       </w:r>
     </w:p>
     <w:p>
@@ -860,7 +838,7 @@
     <w:r>
       <w:tab/>
       <w:tab/>
-      <w:t>2025-11-05</w:t>
+      <w:t>2025-11-06</w:t>
       <w:br/>
       <w:br/>
     </w:r>

--- a/klagomål/A 51991-2025 FSC-klagomål.docx
+++ b/klagomål/A 51991-2025 FSC-klagomål.docx
@@ -838,7 +838,7 @@
     <w:r>
       <w:tab/>
       <w:tab/>
-      <w:t>2025-11-06</w:t>
+      <w:t>2025-11-07</w:t>
       <w:br/>
       <w:br/>
     </w:r>

--- a/klagomål/A 51991-2025 FSC-klagomål.docx
+++ b/klagomål/A 51991-2025 FSC-klagomål.docx
@@ -191,7 +191,7 @@
     </w:p>
     <w:p>
       <w:r>
-        <w:t>I avverkningsanmälan har följande 5 naturvårdsarter hittats: entita (NT, §4), spillkråka (NT, §4), stubbtrådmossa (NT), västlig hakmossa (S) och revlummer (§9). Av dessa är 3 rödlistade. För rödlistade arter har rödlistekategorin angivits inom parentes. Arter som är signalarter enligt Skogsstyrelsen har markerats med (S). För fridlysta arter anges även paragrafen i Artskyddsförordningen som arten är fridlyst enligt.</w:t>
+        <w:t>I avverkningsanmälan har följande 6 naturvårdsarter hittats: entita (NT, §4), spillkråka (NT, §4), stubbtrådmossa (NT), blåmossa (S), västlig hakmossa (S) och revlummer (§9). Av dessa är 3 rödlistade. För rödlistade arter har rödlistekategorin angivits inom parentes. Arter som är signalarter enligt Skogsstyrelsen har markerats med (S). För fridlysta arter anges även paragrafen i Artskyddsförordningen som arten är fridlyst enligt.</w:t>
       </w:r>
     </w:p>
     <w:p>
@@ -244,6 +244,17 @@
       </w:pPr>
       <w:r>
         <w:t>Figur 1. Fyndplatser för naturvårdsarter i det avverkningsanmälda området (röd linje). Markörer utan svart kant är placerade på fyndplatsen. Markörer med svart kant är placerade vid sidan av fyndplatsen och har ett svart streck som visar fyndplatsens exakta position. Kartans mittpunktskoordinat är N 6430653, E 333108 i SWEREF 99 TM.</w:t>
+      </w:r>
+    </w:p>
+    <w:p>
+      <w:r>
+        <w:rPr>
+          <w:b/>
+        </w:rPr>
+        <w:t xml:space="preserve">Blåmossa </w:t>
+      </w:r>
+      <w:r>
+        <w:t>har karaktäristiska kuddar som är lätta att se på långt håll. Mycket stora kuddar, större än 0,5 meter i höjd, indikerar höga naturvärden där skogen har en lång period av orördhet oh stabila miljöförhållanden. Mossan växer under gynnsamma omständigheter cirka 1 centimeter per år och stora kuddar kan därför indirekt visa att lokalen varit lämplig under en lång tid (Nitare &amp; Skogsstyrelsen, 2019).</w:t>
       </w:r>
     </w:p>
     <w:p>
@@ -406,7 +417,7 @@
         <w:rPr>
           <w:i/>
         </w:rPr>
-        <w:t>I det avverkningsanmälda skogsområdet har 5 naturvårdsarter varav 3 rödlistade arter sina livsmiljöer och växtplatser.</w:t>
+        <w:t>I det avverkningsanmälda skogsområdet har 6 naturvårdsarter varav 3 rödlistade arter sina livsmiljöer och växtplatser.</w:t>
       </w:r>
     </w:p>
     <w:p>
@@ -838,7 +849,7 @@
     <w:r>
       <w:tab/>
       <w:tab/>
-      <w:t>2025-11-07</w:t>
+      <w:t>2025-11-08</w:t>
       <w:br/>
       <w:br/>
     </w:r>

--- a/klagomål/A 51991-2025 FSC-klagomål.docx
+++ b/klagomål/A 51991-2025 FSC-klagomål.docx
@@ -849,7 +849,7 @@
     <w:r>
       <w:tab/>
       <w:tab/>
-      <w:t>2025-11-08</w:t>
+      <w:t>2025-11-09</w:t>
       <w:br/>
       <w:br/>
     </w:r>

--- a/klagomål/A 51991-2025 FSC-klagomål.docx
+++ b/klagomål/A 51991-2025 FSC-klagomål.docx
@@ -849,7 +849,7 @@
     <w:r>
       <w:tab/>
       <w:tab/>
-      <w:t>2025-11-09</w:t>
+      <w:t>2025-11-10</w:t>
       <w:br/>
       <w:br/>
     </w:r>

--- a/klagomål/A 51991-2025 FSC-klagomål.docx
+++ b/klagomål/A 51991-2025 FSC-klagomål.docx
@@ -191,7 +191,7 @@
     </w:p>
     <w:p>
       <w:r>
-        <w:t>I avverkningsanmälan har följande 6 naturvårdsarter hittats: entita (NT, §4), spillkråka (NT, §4), stubbtrådmossa (NT), blåmossa (S), västlig hakmossa (S) och revlummer (§9). Av dessa är 3 rödlistade. För rödlistade arter har rödlistekategorin angivits inom parentes. Arter som är signalarter enligt Skogsstyrelsen har markerats med (S). För fridlysta arter anges även paragrafen i Artskyddsförordningen som arten är fridlyst enligt.</w:t>
+        <w:t>I avverkningsanmälan har följande 9 naturvårdsarter hittats: skogsalm (CR), entita (NT, §4), spillkråka (NT, §4), stubbtrådmossa (NT), blåmossa (S), klippfrullania (S), lönnlav (S), västlig hakmossa (S) och revlummer (§9). Av dessa är 4 rödlistade. För rödlistade arter har rödlistekategorin angivits inom parentes. Arter som är signalarter enligt Skogsstyrelsen har markerats med (S). För fridlysta arter anges även paragrafen i Artskyddsförordningen som arten är fridlyst enligt.</w:t>
       </w:r>
     </w:p>
     <w:p>
@@ -417,7 +417,7 @@
         <w:rPr>
           <w:i/>
         </w:rPr>
-        <w:t>I det avverkningsanmälda skogsområdet har 6 naturvårdsarter varav 3 rödlistade arter sina livsmiljöer och växtplatser.</w:t>
+        <w:t>I det avverkningsanmälda skogsområdet har 9 naturvårdsarter varav 4 rödlistade arter sina livsmiljöer och växtplatser.</w:t>
       </w:r>
     </w:p>
     <w:p>
@@ -849,7 +849,7 @@
     <w:r>
       <w:tab/>
       <w:tab/>
-      <w:t>2025-11-10</w:t>
+      <w:t>2025-11-11</w:t>
       <w:br/>
       <w:br/>
     </w:r>

--- a/klagomål/A 51991-2025 FSC-klagomål.docx
+++ b/klagomål/A 51991-2025 FSC-klagomål.docx
@@ -849,7 +849,7 @@
     <w:r>
       <w:tab/>
       <w:tab/>
-      <w:t>2025-11-11</w:t>
+      <w:t>2025-11-12</w:t>
       <w:br/>
       <w:br/>
     </w:r>

--- a/klagomål/A 51991-2025 FSC-klagomål.docx
+++ b/klagomål/A 51991-2025 FSC-klagomål.docx
@@ -849,7 +849,7 @@
     <w:r>
       <w:tab/>
       <w:tab/>
-      <w:t>2025-11-12</w:t>
+      <w:t>2025-11-13</w:t>
       <w:br/>
       <w:br/>
     </w:r>

--- a/klagomål/A 51991-2025 FSC-klagomål.docx
+++ b/klagomål/A 51991-2025 FSC-klagomål.docx
@@ -849,7 +849,7 @@
     <w:r>
       <w:tab/>
       <w:tab/>
-      <w:t>2025-11-13</w:t>
+      <w:t>2025-11-14</w:t>
       <w:br/>
       <w:br/>
     </w:r>

--- a/klagomål/A 51991-2025 FSC-klagomål.docx
+++ b/klagomål/A 51991-2025 FSC-klagomål.docx
@@ -849,7 +849,7 @@
     <w:r>
       <w:tab/>
       <w:tab/>
-      <w:t>2025-11-14</w:t>
+      <w:t>2025-11-15</w:t>
       <w:br/>
       <w:br/>
     </w:r>

--- a/klagomål/A 51991-2025 FSC-klagomål.docx
+++ b/klagomål/A 51991-2025 FSC-klagomål.docx
@@ -849,7 +849,7 @@
     <w:r>
       <w:tab/>
       <w:tab/>
-      <w:t>2025-11-15</w:t>
+      <w:t>2025-11-20</w:t>
       <w:br/>
       <w:br/>
     </w:r>

--- a/klagomål/A 51991-2025 FSC-klagomål.docx
+++ b/klagomål/A 51991-2025 FSC-klagomål.docx
@@ -849,7 +849,7 @@
     <w:r>
       <w:tab/>
       <w:tab/>
-      <w:t>2025-11-20</w:t>
+      <w:t>2025-11-21</w:t>
       <w:br/>
       <w:br/>
     </w:r>

--- a/klagomål/A 51991-2025 FSC-klagomål.docx
+++ b/klagomål/A 51991-2025 FSC-klagomål.docx
@@ -849,7 +849,7 @@
     <w:r>
       <w:tab/>
       <w:tab/>
-      <w:t>2025-11-21</w:t>
+      <w:t>2025-11-22</w:t>
       <w:br/>
       <w:br/>
     </w:r>

--- a/klagomål/A 51991-2025 FSC-klagomål.docx
+++ b/klagomål/A 51991-2025 FSC-klagomål.docx
@@ -849,7 +849,7 @@
     <w:r>
       <w:tab/>
       <w:tab/>
-      <w:t>2025-11-22</w:t>
+      <w:t>2025-11-23</w:t>
       <w:br/>
       <w:br/>
     </w:r>

--- a/klagomål/A 51991-2025 FSC-klagomål.docx
+++ b/klagomål/A 51991-2025 FSC-klagomål.docx
@@ -849,7 +849,7 @@
     <w:r>
       <w:tab/>
       <w:tab/>
-      <w:t>2025-11-23</w:t>
+      <w:t>2025-11-24</w:t>
       <w:br/>
       <w:br/>
     </w:r>

--- a/klagomål/A 51991-2025 FSC-klagomål.docx
+++ b/klagomål/A 51991-2025 FSC-klagomål.docx
@@ -849,7 +849,7 @@
     <w:r>
       <w:tab/>
       <w:tab/>
-      <w:t>2025-11-24</w:t>
+      <w:t>2025-11-25</w:t>
       <w:br/>
       <w:br/>
     </w:r>

--- a/klagomål/A 51991-2025 FSC-klagomål.docx
+++ b/klagomål/A 51991-2025 FSC-klagomål.docx
@@ -849,7 +849,7 @@
     <w:r>
       <w:tab/>
       <w:tab/>
-      <w:t>2025-11-25</w:t>
+      <w:t>2025-11-26</w:t>
       <w:br/>
       <w:br/>
     </w:r>

--- a/klagomål/A 51991-2025 FSC-klagomål.docx
+++ b/klagomål/A 51991-2025 FSC-klagomål.docx
@@ -849,7 +849,7 @@
     <w:r>
       <w:tab/>
       <w:tab/>
-      <w:t>2025-11-26</w:t>
+      <w:t>2025-11-27</w:t>
       <w:br/>
       <w:br/>
     </w:r>

--- a/klagomål/A 51991-2025 FSC-klagomål.docx
+++ b/klagomål/A 51991-2025 FSC-klagomål.docx
@@ -849,7 +849,7 @@
     <w:r>
       <w:tab/>
       <w:tab/>
-      <w:t>2025-11-27</w:t>
+      <w:t>2025-11-28</w:t>
       <w:br/>
       <w:br/>
     </w:r>

--- a/klagomål/A 51991-2025 FSC-klagomål.docx
+++ b/klagomål/A 51991-2025 FSC-klagomål.docx
@@ -849,7 +849,7 @@
     <w:r>
       <w:tab/>
       <w:tab/>
-      <w:t>2025-11-28</w:t>
+      <w:t>2025-11-29</w:t>
       <w:br/>
       <w:br/>
     </w:r>

--- a/klagomål/A 51991-2025 FSC-klagomål.docx
+++ b/klagomål/A 51991-2025 FSC-klagomål.docx
@@ -849,7 +849,7 @@
     <w:r>
       <w:tab/>
       <w:tab/>
-      <w:t>2025-11-29</w:t>
+      <w:t>2025-11-30</w:t>
       <w:br/>
       <w:br/>
     </w:r>

--- a/klagomål/A 51991-2025 FSC-klagomål.docx
+++ b/klagomål/A 51991-2025 FSC-klagomål.docx
@@ -849,7 +849,7 @@
     <w:r>
       <w:tab/>
       <w:tab/>
-      <w:t>2025-11-30</w:t>
+      <w:t>2025-12-01</w:t>
       <w:br/>
       <w:br/>
     </w:r>

--- a/klagomål/A 51991-2025 FSC-klagomål.docx
+++ b/klagomål/A 51991-2025 FSC-klagomål.docx
@@ -849,7 +849,7 @@
     <w:r>
       <w:tab/>
       <w:tab/>
-      <w:t>2025-12-01</w:t>
+      <w:t>2025-12-02</w:t>
       <w:br/>
       <w:br/>
     </w:r>

--- a/klagomål/A 51991-2025 FSC-klagomål.docx
+++ b/klagomål/A 51991-2025 FSC-klagomål.docx
@@ -849,7 +849,7 @@
     <w:r>
       <w:tab/>
       <w:tab/>
-      <w:t>2025-12-02</w:t>
+      <w:t>2025-12-03</w:t>
       <w:br/>
       <w:br/>
     </w:r>

--- a/klagomål/A 51991-2025 FSC-klagomål.docx
+++ b/klagomål/A 51991-2025 FSC-klagomål.docx
@@ -849,7 +849,7 @@
     <w:r>
       <w:tab/>
       <w:tab/>
-      <w:t>2025-12-03</w:t>
+      <w:t>2025-12-04</w:t>
       <w:br/>
       <w:br/>
     </w:r>

--- a/klagomål/A 51991-2025 FSC-klagomål.docx
+++ b/klagomål/A 51991-2025 FSC-klagomål.docx
@@ -849,7 +849,7 @@
     <w:r>
       <w:tab/>
       <w:tab/>
-      <w:t>2025-12-04</w:t>
+      <w:t>2025-12-05</w:t>
       <w:br/>
       <w:br/>
     </w:r>

--- a/klagomål/A 51991-2025 FSC-klagomål.docx
+++ b/klagomål/A 51991-2025 FSC-klagomål.docx
@@ -849,7 +849,7 @@
     <w:r>
       <w:tab/>
       <w:tab/>
-      <w:t>2025-12-05</w:t>
+      <w:t>2025-12-06</w:t>
       <w:br/>
       <w:br/>
     </w:r>

--- a/klagomål/A 51991-2025 FSC-klagomål.docx
+++ b/klagomål/A 51991-2025 FSC-klagomål.docx
@@ -849,7 +849,7 @@
     <w:r>
       <w:tab/>
       <w:tab/>
-      <w:t>2025-12-06</w:t>
+      <w:t>2025-12-07</w:t>
       <w:br/>
       <w:br/>
     </w:r>

--- a/klagomål/A 51991-2025 FSC-klagomål.docx
+++ b/klagomål/A 51991-2025 FSC-klagomål.docx
@@ -849,7 +849,7 @@
     <w:r>
       <w:tab/>
       <w:tab/>
-      <w:t>2025-12-07</w:t>
+      <w:t>2025-12-08</w:t>
       <w:br/>
       <w:br/>
     </w:r>

--- a/klagomål/A 51991-2025 FSC-klagomål.docx
+++ b/klagomål/A 51991-2025 FSC-klagomål.docx
@@ -849,7 +849,7 @@
     <w:r>
       <w:tab/>
       <w:tab/>
-      <w:t>2025-12-08</w:t>
+      <w:t>2025-12-09</w:t>
       <w:br/>
       <w:br/>
     </w:r>

--- a/klagomål/A 51991-2025 FSC-klagomål.docx
+++ b/klagomål/A 51991-2025 FSC-klagomål.docx
@@ -849,7 +849,7 @@
     <w:r>
       <w:tab/>
       <w:tab/>
-      <w:t>2025-12-09</w:t>
+      <w:t>2025-12-10</w:t>
       <w:br/>
       <w:br/>
     </w:r>

--- a/klagomål/A 51991-2025 FSC-klagomål.docx
+++ b/klagomål/A 51991-2025 FSC-klagomål.docx
@@ -849,7 +849,7 @@
     <w:r>
       <w:tab/>
       <w:tab/>
-      <w:t>2025-12-10</w:t>
+      <w:t>2025-12-11</w:t>
       <w:br/>
       <w:br/>
     </w:r>

--- a/klagomål/A 51991-2025 FSC-klagomål.docx
+++ b/klagomål/A 51991-2025 FSC-klagomål.docx
@@ -849,7 +849,7 @@
     <w:r>
       <w:tab/>
       <w:tab/>
-      <w:t>2025-12-11</w:t>
+      <w:t>2025-12-12</w:t>
       <w:br/>
       <w:br/>
     </w:r>

--- a/klagomål/A 51991-2025 FSC-klagomål.docx
+++ b/klagomål/A 51991-2025 FSC-klagomål.docx
@@ -849,7 +849,7 @@
     <w:r>
       <w:tab/>
       <w:tab/>
-      <w:t>2025-12-12</w:t>
+      <w:t>2025-12-13</w:t>
       <w:br/>
       <w:br/>
     </w:r>

--- a/klagomål/A 51991-2025 FSC-klagomål.docx
+++ b/klagomål/A 51991-2025 FSC-klagomål.docx
@@ -849,7 +849,7 @@
     <w:r>
       <w:tab/>
       <w:tab/>
-      <w:t>2025-12-19</w:t>
+      <w:t>2025-12-20</w:t>
       <w:br/>
       <w:br/>
     </w:r>

--- a/klagomål/A 51991-2025 FSC-klagomål.docx
+++ b/klagomål/A 51991-2025 FSC-klagomål.docx
@@ -849,7 +849,7 @@
     <w:r>
       <w:tab/>
       <w:tab/>
-      <w:t>2025-12-20</w:t>
+      <w:t>2025-12-21</w:t>
       <w:br/>
       <w:br/>
     </w:r>

--- a/klagomål/A 51991-2025 FSC-klagomål.docx
+++ b/klagomål/A 51991-2025 FSC-klagomål.docx
@@ -849,7 +849,7 @@
     <w:r>
       <w:tab/>
       <w:tab/>
-      <w:t>2025-12-21</w:t>
+      <w:t>2025-12-22</w:t>
       <w:br/>
       <w:br/>
     </w:r>

--- a/klagomål/A 51991-2025 FSC-klagomål.docx
+++ b/klagomål/A 51991-2025 FSC-klagomål.docx
@@ -849,7 +849,7 @@
     <w:r>
       <w:tab/>
       <w:tab/>
-      <w:t>2025-12-22</w:t>
+      <w:t>2025-12-26</w:t>
       <w:br/>
       <w:br/>
     </w:r>

--- a/klagomål/A 51991-2025 FSC-klagomål.docx
+++ b/klagomål/A 51991-2025 FSC-klagomål.docx
@@ -849,7 +849,7 @@
     <w:r>
       <w:tab/>
       <w:tab/>
-      <w:t>2025-12-26</w:t>
+      <w:t>2025-12-28</w:t>
       <w:br/>
       <w:br/>
     </w:r>

--- a/klagomål/A 51991-2025 FSC-klagomål.docx
+++ b/klagomål/A 51991-2025 FSC-klagomål.docx
@@ -849,7 +849,7 @@
     <w:r>
       <w:tab/>
       <w:tab/>
-      <w:t>2025-12-28</w:t>
+      <w:t>2025-12-29</w:t>
       <w:br/>
       <w:br/>
     </w:r>

--- a/klagomål/A 51991-2025 FSC-klagomål.docx
+++ b/klagomål/A 51991-2025 FSC-klagomål.docx
@@ -849,7 +849,7 @@
     <w:r>
       <w:tab/>
       <w:tab/>
-      <w:t>2025-12-29</w:t>
+      <w:t>2025-12-30</w:t>
       <w:br/>
       <w:br/>
     </w:r>

--- a/klagomål/A 51991-2025 FSC-klagomål.docx
+++ b/klagomål/A 51991-2025 FSC-klagomål.docx
@@ -849,7 +849,7 @@
     <w:r>
       <w:tab/>
       <w:tab/>
-      <w:t>2025-12-30</w:t>
+      <w:t>2025-12-31</w:t>
       <w:br/>
       <w:br/>
     </w:r>

--- a/klagomål/A 51991-2025 FSC-klagomål.docx
+++ b/klagomål/A 51991-2025 FSC-klagomål.docx
@@ -849,7 +849,7 @@
     <w:r>
       <w:tab/>
       <w:tab/>
-      <w:t>2025-12-31</w:t>
+      <w:t>2026-01-03</w:t>
       <w:br/>
       <w:br/>
     </w:r>

--- a/klagomål/A 51991-2025 FSC-klagomål.docx
+++ b/klagomål/A 51991-2025 FSC-klagomål.docx
@@ -849,7 +849,7 @@
     <w:r>
       <w:tab/>
       <w:tab/>
-      <w:t>2026-01-07</w:t>
+      <w:t>2026-01-08</w:t>
       <w:br/>
       <w:br/>
     </w:r>

--- a/klagomål/A 51991-2025 FSC-klagomål.docx
+++ b/klagomål/A 51991-2025 FSC-klagomål.docx
@@ -849,7 +849,7 @@
     <w:r>
       <w:tab/>
       <w:tab/>
-      <w:t>2026-01-08</w:t>
+      <w:t>2026-01-09</w:t>
       <w:br/>
       <w:br/>
     </w:r>

--- a/klagomål/A 51991-2025 FSC-klagomål.docx
+++ b/klagomål/A 51991-2025 FSC-klagomål.docx
@@ -849,7 +849,7 @@
     <w:r>
       <w:tab/>
       <w:tab/>
-      <w:t>2026-01-09</w:t>
+      <w:t>2026-01-10</w:t>
       <w:br/>
       <w:br/>
     </w:r>

--- a/klagomål/A 51991-2025 FSC-klagomål.docx
+++ b/klagomål/A 51991-2025 FSC-klagomål.docx
@@ -849,7 +849,7 @@
     <w:r>
       <w:tab/>
       <w:tab/>
-      <w:t>2026-01-10</w:t>
+      <w:t>2026-01-11</w:t>
       <w:br/>
       <w:br/>
     </w:r>

--- a/klagomål/A 51991-2025 FSC-klagomål.docx
+++ b/klagomål/A 51991-2025 FSC-klagomål.docx
@@ -849,7 +849,7 @@
     <w:r>
       <w:tab/>
       <w:tab/>
-      <w:t>2026-01-11</w:t>
+      <w:t>2026-01-12</w:t>
       <w:br/>
       <w:br/>
     </w:r>

--- a/klagomål/A 51991-2025 FSC-klagomål.docx
+++ b/klagomål/A 51991-2025 FSC-klagomål.docx
@@ -849,7 +849,7 @@
     <w:r>
       <w:tab/>
       <w:tab/>
-      <w:t>2026-01-12</w:t>
+      <w:t>2026-01-13</w:t>
       <w:br/>
       <w:br/>
     </w:r>

--- a/klagomål/A 51991-2025 FSC-klagomål.docx
+++ b/klagomål/A 51991-2025 FSC-klagomål.docx
@@ -849,7 +849,7 @@
     <w:r>
       <w:tab/>
       <w:tab/>
-      <w:t>2026-01-13</w:t>
+      <w:t>2026-01-14</w:t>
       <w:br/>
       <w:br/>
     </w:r>

--- a/klagomål/A 51991-2025 FSC-klagomål.docx
+++ b/klagomål/A 51991-2025 FSC-klagomål.docx
@@ -849,7 +849,7 @@
     <w:r>
       <w:tab/>
       <w:tab/>
-      <w:t>2026-01-14</w:t>
+      <w:t>2026-01-15</w:t>
       <w:br/>
       <w:br/>
     </w:r>

--- a/klagomål/A 51991-2025 FSC-klagomål.docx
+++ b/klagomål/A 51991-2025 FSC-klagomål.docx
@@ -849,7 +849,7 @@
     <w:r>
       <w:tab/>
       <w:tab/>
-      <w:t>2026-01-15</w:t>
+      <w:t>2026-01-16</w:t>
       <w:br/>
       <w:br/>
     </w:r>

--- a/klagomål/A 51991-2025 FSC-klagomål.docx
+++ b/klagomål/A 51991-2025 FSC-klagomål.docx
@@ -849,7 +849,7 @@
     <w:r>
       <w:tab/>
       <w:tab/>
-      <w:t>2026-01-16</w:t>
+      <w:t>2026-01-17</w:t>
       <w:br/>
       <w:br/>
     </w:r>

--- a/klagomål/A 51991-2025 FSC-klagomål.docx
+++ b/klagomål/A 51991-2025 FSC-klagomål.docx
@@ -849,7 +849,7 @@
     <w:r>
       <w:tab/>
       <w:tab/>
-      <w:t>2026-01-17</w:t>
+      <w:t>2026-01-18</w:t>
       <w:br/>
       <w:br/>
     </w:r>

--- a/klagomål/A 51991-2025 FSC-klagomål.docx
+++ b/klagomål/A 51991-2025 FSC-klagomål.docx
@@ -849,7 +849,7 @@
     <w:r>
       <w:tab/>
       <w:tab/>
-      <w:t>2026-01-18</w:t>
+      <w:t>2026-01-19</w:t>
       <w:br/>
       <w:br/>
     </w:r>

--- a/klagomål/A 51991-2025 FSC-klagomål.docx
+++ b/klagomål/A 51991-2025 FSC-klagomål.docx
@@ -849,7 +849,7 @@
     <w:r>
       <w:tab/>
       <w:tab/>
-      <w:t>2026-01-19</w:t>
+      <w:t>2026-01-20</w:t>
       <w:br/>
       <w:br/>
     </w:r>

--- a/klagomål/A 51991-2025 FSC-klagomål.docx
+++ b/klagomål/A 51991-2025 FSC-klagomål.docx
@@ -849,7 +849,7 @@
     <w:r>
       <w:tab/>
       <w:tab/>
-      <w:t>2026-01-20</w:t>
+      <w:t>2026-01-21</w:t>
       <w:br/>
       <w:br/>
     </w:r>

--- a/klagomål/A 51991-2025 FSC-klagomål.docx
+++ b/klagomål/A 51991-2025 FSC-klagomål.docx
@@ -849,7 +849,7 @@
     <w:r>
       <w:tab/>
       <w:tab/>
-      <w:t>2026-01-21</w:t>
+      <w:t>2026-01-23</w:t>
       <w:br/>
       <w:br/>
     </w:r>

--- a/klagomål/A 51991-2025 FSC-klagomål.docx
+++ b/klagomål/A 51991-2025 FSC-klagomål.docx
@@ -849,7 +849,7 @@
     <w:r>
       <w:tab/>
       <w:tab/>
-      <w:t>2026-01-23</w:t>
+      <w:t>2026-01-24</w:t>
       <w:br/>
       <w:br/>
     </w:r>

--- a/klagomål/A 51991-2025 FSC-klagomål.docx
+++ b/klagomål/A 51991-2025 FSC-klagomål.docx
@@ -849,7 +849,7 @@
     <w:r>
       <w:tab/>
       <w:tab/>
-      <w:t>2026-01-24</w:t>
+      <w:t>2026-01-25</w:t>
       <w:br/>
       <w:br/>
     </w:r>

--- a/klagomål/A 51991-2025 FSC-klagomål.docx
+++ b/klagomål/A 51991-2025 FSC-klagomål.docx
@@ -849,7 +849,7 @@
     <w:r>
       <w:tab/>
       <w:tab/>
-      <w:t>2026-01-25</w:t>
+      <w:t>2026-01-26</w:t>
       <w:br/>
       <w:br/>
     </w:r>

--- a/klagomål/A 51991-2025 FSC-klagomål.docx
+++ b/klagomål/A 51991-2025 FSC-klagomål.docx
@@ -849,7 +849,7 @@
     <w:r>
       <w:tab/>
       <w:tab/>
-      <w:t>2026-01-26</w:t>
+      <w:t>2026-01-27</w:t>
       <w:br/>
       <w:br/>
     </w:r>

--- a/klagomål/A 51991-2025 FSC-klagomål.docx
+++ b/klagomål/A 51991-2025 FSC-klagomål.docx
@@ -849,7 +849,7 @@
     <w:r>
       <w:tab/>
       <w:tab/>
-      <w:t>2026-01-27</w:t>
+      <w:t>2026-01-28</w:t>
       <w:br/>
       <w:br/>
     </w:r>
